--- a/documents/Борисов_Отчет_по_учебной_практике_2026.docx
+++ b/documents/Борисов_Отчет_по_учебной_практике_2026.docx
@@ -1649,8 +1649,9 @@
         <w:tblLook w:firstColumn="1" w:firstRow="1" w:lastColumn="0" w:lastRow="0" w:noHBand="0" w:noVBand="1" w:val="04A0"/>
       </w:tblPr>
       <w:tblGrid>
-        <w:gridCol w:w="6633"/>
-        <w:gridCol w:w="2381"/>
+        <w:gridCol w:w="4876"/>
+        <w:gridCol w:w="1871"/>
+        <w:gridCol w:w="2268"/>
       </w:tblGrid>
       <w:tr>
         <w:trPr>
@@ -1658,7 +1659,7 @@
         </w:trPr>
         <w:tc>
           <w:tcPr>
-            <w:tcW w:type="dxa" w:w="6633"/>
+            <w:tcW w:type="dxa" w:w="4876"/>
             <w:vAlign w:val="center"/>
             <w:shd w:fill="D9EAF7"/>
             <w:tcMar>
@@ -1694,7 +1695,7 @@
         </w:tc>
         <w:tc>
           <w:tcPr>
-            <w:tcW w:type="dxa" w:w="2381"/>
+            <w:tcW w:type="dxa" w:w="1871"/>
             <w:vAlign w:val="center"/>
             <w:shd w:fill="D9EAF7"/>
             <w:tcMar>
@@ -1728,11 +1729,50 @@
             </w:r>
           </w:p>
         </w:tc>
+        <w:tc>
+          <w:tcPr>
+            <w:tcW w:type="dxa" w:w="2268"/>
+            <w:vAlign w:val="center"/>
+            <w:shd w:fill="D9EAF7"/>
+            <w:tcMar>
+              <w:top w:w="90" w:type="dxa"/>
+              <w:start w:w="110" w:type="dxa"/>
+              <w:bottom w:w="90" w:type="dxa"/>
+              <w:end w:w="110" w:type="dxa"/>
+            </w:tcMar>
+            <w:tcBorders>
+              <w:top w:val="single" w:sz="6" w:color="D9D9D9"/>
+              <w:left w:val="single" w:sz="6" w:color="D9D9D9"/>
+              <w:bottom w:val="single" w:sz="6" w:color="D9D9D9"/>
+              <w:right w:val="single" w:sz="6" w:color="D9D9D9"/>
+              <w:insideH w:val="single" w:sz="6" w:color="D9D9D9"/>
+              <w:insideV w:val="single" w:sz="6" w:color="D9D9D9"/>
+            </w:tcBorders>
+          </w:tcPr>
+          <w:p>
+            <w:pPr>
+              <w:spacing w:after="0"/>
+              <w:jc w:val="center"/>
+            </w:pPr>
+            <w:r>
+              <w:rPr>
+                <w:rFonts w:ascii="Times New Roman" w:hAnsi="Times New Roman" w:eastAsia="Times New Roman"/>
+                <w:b/>
+                <w:color w:val="000000"/>
+                <w:sz w:val="22"/>
+              </w:rPr>
+              <w:t>QR-код</w:t>
+            </w:r>
+          </w:p>
+        </w:tc>
       </w:tr>
       <w:tr>
+        <w:trPr>
+          <w:cantSplit/>
+        </w:trPr>
         <w:tc>
           <w:tcPr>
-            <w:tcW w:type="dxa" w:w="6633"/>
+            <w:tcW w:type="dxa" w:w="4876"/>
             <w:vAlign w:val="center"/>
             <w:tcMar>
               <w:top w:w="90" w:type="dxa"/>
@@ -1766,7 +1806,7 @@
         </w:tc>
         <w:tc>
           <w:tcPr>
-            <w:tcW w:type="dxa" w:w="2381"/>
+            <w:tcW w:type="dxa" w:w="1871"/>
             <w:vAlign w:val="center"/>
             <w:tcMar>
               <w:top w:w="90" w:type="dxa"/>
@@ -1801,11 +1841,74 @@
             </w:hyperlink>
           </w:p>
         </w:tc>
+        <w:tc>
+          <w:tcPr>
+            <w:tcW w:type="dxa" w:w="2268"/>
+            <w:vAlign w:val="center"/>
+            <w:tcMar>
+              <w:top w:w="90" w:type="dxa"/>
+              <w:start w:w="110" w:type="dxa"/>
+              <w:bottom w:w="90" w:type="dxa"/>
+              <w:end w:w="110" w:type="dxa"/>
+            </w:tcMar>
+            <w:tcBorders>
+              <w:top w:val="single" w:sz="6" w:color="D9D9D9"/>
+              <w:left w:val="single" w:sz="6" w:color="D9D9D9"/>
+              <w:bottom w:val="single" w:sz="6" w:color="D9D9D9"/>
+              <w:right w:val="single" w:sz="6" w:color="D9D9D9"/>
+              <w:insideH w:val="single" w:sz="6" w:color="D9D9D9"/>
+              <w:insideV w:val="single" w:sz="6" w:color="D9D9D9"/>
+            </w:tcBorders>
+          </w:tcPr>
+          <w:p>
+            <w:pPr>
+              <w:spacing w:after="0"/>
+              <w:jc w:val="center"/>
+            </w:pPr>
+            <w:r>
+              <w:drawing>
+                <wp:inline xmlns:a="http://schemas.openxmlformats.org/drawingml/2006/main" xmlns:pic="http://schemas.openxmlformats.org/drawingml/2006/picture">
+                  <wp:extent cx="1080000" cy="1080000"/>
+                  <wp:docPr id="3" name="Picture 3"/>
+                  <wp:cNvGraphicFramePr>
+                    <a:graphicFrameLocks noChangeAspect="1"/>
+                  </wp:cNvGraphicFramePr>
+                  <a:graphic>
+                    <a:graphicData uri="http://schemas.openxmlformats.org/drawingml/2006/picture">
+                      <pic:pic>
+                        <pic:nvPicPr>
+                          <pic:cNvPr id="0" name="qr-01.png"/>
+                          <pic:cNvPicPr/>
+                        </pic:nvPicPr>
+                        <pic:blipFill>
+                          <a:blip r:embed="rId11"/>
+                          <a:stretch>
+                            <a:fillRect/>
+                          </a:stretch>
+                        </pic:blipFill>
+                        <pic:spPr>
+                          <a:xfrm>
+                            <a:off x="0" y="0"/>
+                            <a:ext cx="1080000" cy="1080000"/>
+                          </a:xfrm>
+                          <a:prstGeom prst="rect"/>
+                        </pic:spPr>
+                      </pic:pic>
+                    </a:graphicData>
+                  </a:graphic>
+                </wp:inline>
+              </w:drawing>
+            </w:r>
+          </w:p>
+        </w:tc>
       </w:tr>
       <w:tr>
+        <w:trPr>
+          <w:cantSplit/>
+        </w:trPr>
         <w:tc>
           <w:tcPr>
-            <w:tcW w:type="dxa" w:w="6633"/>
+            <w:tcW w:type="dxa" w:w="4876"/>
             <w:vAlign w:val="center"/>
             <w:tcMar>
               <w:top w:w="90" w:type="dxa"/>
@@ -1840,7 +1943,7 @@
         </w:tc>
         <w:tc>
           <w:tcPr>
-            <w:tcW w:type="dxa" w:w="2381"/>
+            <w:tcW w:type="dxa" w:w="1871"/>
             <w:vAlign w:val="center"/>
             <w:tcMar>
               <w:top w:w="90" w:type="dxa"/>
@@ -1863,7 +1966,7 @@
               <w:spacing w:after="0"/>
               <w:jc w:val="center"/>
             </w:pPr>
-            <w:hyperlink r:id="rId11">
+            <w:hyperlink r:id="rId12">
               <w:r>
                 <w:rPr>
                   <w:rFonts w:ascii="Times New Roman" w:hAnsi="Times New Roman"/>
@@ -1876,11 +1979,75 @@
             </w:hyperlink>
           </w:p>
         </w:tc>
+        <w:tc>
+          <w:tcPr>
+            <w:tcW w:type="dxa" w:w="2268"/>
+            <w:vAlign w:val="center"/>
+            <w:tcMar>
+              <w:top w:w="90" w:type="dxa"/>
+              <w:start w:w="110" w:type="dxa"/>
+              <w:bottom w:w="90" w:type="dxa"/>
+              <w:end w:w="110" w:type="dxa"/>
+            </w:tcMar>
+            <w:tcBorders>
+              <w:top w:val="single" w:sz="6" w:color="D9D9D9"/>
+              <w:left w:val="single" w:sz="6" w:color="D9D9D9"/>
+              <w:bottom w:val="single" w:sz="6" w:color="D9D9D9"/>
+              <w:right w:val="single" w:sz="6" w:color="D9D9D9"/>
+              <w:insideH w:val="single" w:sz="6" w:color="D9D9D9"/>
+              <w:insideV w:val="single" w:sz="6" w:color="D9D9D9"/>
+            </w:tcBorders>
+            <w:shd w:fill="F5F9FC"/>
+          </w:tcPr>
+          <w:p>
+            <w:pPr>
+              <w:spacing w:after="0"/>
+              <w:jc w:val="center"/>
+            </w:pPr>
+            <w:r>
+              <w:drawing>
+                <wp:inline xmlns:a="http://schemas.openxmlformats.org/drawingml/2006/main" xmlns:pic="http://schemas.openxmlformats.org/drawingml/2006/picture">
+                  <wp:extent cx="1080000" cy="1080000"/>
+                  <wp:docPr id="4" name="Picture 4"/>
+                  <wp:cNvGraphicFramePr>
+                    <a:graphicFrameLocks noChangeAspect="1"/>
+                  </wp:cNvGraphicFramePr>
+                  <a:graphic>
+                    <a:graphicData uri="http://schemas.openxmlformats.org/drawingml/2006/picture">
+                      <pic:pic>
+                        <pic:nvPicPr>
+                          <pic:cNvPr id="0" name="qr-02.png"/>
+                          <pic:cNvPicPr/>
+                        </pic:nvPicPr>
+                        <pic:blipFill>
+                          <a:blip r:embed="rId13"/>
+                          <a:stretch>
+                            <a:fillRect/>
+                          </a:stretch>
+                        </pic:blipFill>
+                        <pic:spPr>
+                          <a:xfrm>
+                            <a:off x="0" y="0"/>
+                            <a:ext cx="1080000" cy="1080000"/>
+                          </a:xfrm>
+                          <a:prstGeom prst="rect"/>
+                        </pic:spPr>
+                      </pic:pic>
+                    </a:graphicData>
+                  </a:graphic>
+                </wp:inline>
+              </w:drawing>
+            </w:r>
+          </w:p>
+        </w:tc>
       </w:tr>
       <w:tr>
+        <w:trPr>
+          <w:cantSplit/>
+        </w:trPr>
         <w:tc>
           <w:tcPr>
-            <w:tcW w:type="dxa" w:w="6633"/>
+            <w:tcW w:type="dxa" w:w="4876"/>
             <w:vAlign w:val="center"/>
             <w:tcMar>
               <w:top w:w="90" w:type="dxa"/>
@@ -1914,7 +2081,7 @@
         </w:tc>
         <w:tc>
           <w:tcPr>
-            <w:tcW w:type="dxa" w:w="2381"/>
+            <w:tcW w:type="dxa" w:w="1871"/>
             <w:vAlign w:val="center"/>
             <w:tcMar>
               <w:top w:w="90" w:type="dxa"/>
@@ -1936,7 +2103,7 @@
               <w:spacing w:after="0"/>
               <w:jc w:val="center"/>
             </w:pPr>
-            <w:hyperlink r:id="rId12">
+            <w:hyperlink r:id="rId14">
               <w:r>
                 <w:rPr>
                   <w:rFonts w:ascii="Times New Roman" w:hAnsi="Times New Roman"/>
@@ -1949,11 +2116,74 @@
             </w:hyperlink>
           </w:p>
         </w:tc>
+        <w:tc>
+          <w:tcPr>
+            <w:tcW w:type="dxa" w:w="2268"/>
+            <w:vAlign w:val="center"/>
+            <w:tcMar>
+              <w:top w:w="90" w:type="dxa"/>
+              <w:start w:w="110" w:type="dxa"/>
+              <w:bottom w:w="90" w:type="dxa"/>
+              <w:end w:w="110" w:type="dxa"/>
+            </w:tcMar>
+            <w:tcBorders>
+              <w:top w:val="single" w:sz="6" w:color="D9D9D9"/>
+              <w:left w:val="single" w:sz="6" w:color="D9D9D9"/>
+              <w:bottom w:val="single" w:sz="6" w:color="D9D9D9"/>
+              <w:right w:val="single" w:sz="6" w:color="D9D9D9"/>
+              <w:insideH w:val="single" w:sz="6" w:color="D9D9D9"/>
+              <w:insideV w:val="single" w:sz="6" w:color="D9D9D9"/>
+            </w:tcBorders>
+          </w:tcPr>
+          <w:p>
+            <w:pPr>
+              <w:spacing w:after="0"/>
+              <w:jc w:val="center"/>
+            </w:pPr>
+            <w:r>
+              <w:drawing>
+                <wp:inline xmlns:a="http://schemas.openxmlformats.org/drawingml/2006/main" xmlns:pic="http://schemas.openxmlformats.org/drawingml/2006/picture">
+                  <wp:extent cx="1080000" cy="1080000"/>
+                  <wp:docPr id="5" name="Picture 5"/>
+                  <wp:cNvGraphicFramePr>
+                    <a:graphicFrameLocks noChangeAspect="1"/>
+                  </wp:cNvGraphicFramePr>
+                  <a:graphic>
+                    <a:graphicData uri="http://schemas.openxmlformats.org/drawingml/2006/picture">
+                      <pic:pic>
+                        <pic:nvPicPr>
+                          <pic:cNvPr id="0" name="qr-03.png"/>
+                          <pic:cNvPicPr/>
+                        </pic:nvPicPr>
+                        <pic:blipFill>
+                          <a:blip r:embed="rId15"/>
+                          <a:stretch>
+                            <a:fillRect/>
+                          </a:stretch>
+                        </pic:blipFill>
+                        <pic:spPr>
+                          <a:xfrm>
+                            <a:off x="0" y="0"/>
+                            <a:ext cx="1080000" cy="1080000"/>
+                          </a:xfrm>
+                          <a:prstGeom prst="rect"/>
+                        </pic:spPr>
+                      </pic:pic>
+                    </a:graphicData>
+                  </a:graphic>
+                </wp:inline>
+              </w:drawing>
+            </w:r>
+          </w:p>
+        </w:tc>
       </w:tr>
       <w:tr>
+        <w:trPr>
+          <w:cantSplit/>
+        </w:trPr>
         <w:tc>
           <w:tcPr>
-            <w:tcW w:type="dxa" w:w="6633"/>
+            <w:tcW w:type="dxa" w:w="4876"/>
             <w:vAlign w:val="center"/>
             <w:tcMar>
               <w:top w:w="90" w:type="dxa"/>
@@ -1988,7 +2218,7 @@
         </w:tc>
         <w:tc>
           <w:tcPr>
-            <w:tcW w:type="dxa" w:w="2381"/>
+            <w:tcW w:type="dxa" w:w="1871"/>
             <w:vAlign w:val="center"/>
             <w:tcMar>
               <w:top w:w="90" w:type="dxa"/>
@@ -2011,7 +2241,7 @@
               <w:spacing w:after="0"/>
               <w:jc w:val="center"/>
             </w:pPr>
-            <w:hyperlink r:id="rId13">
+            <w:hyperlink r:id="rId16">
               <w:r>
                 <w:rPr>
                   <w:rFonts w:ascii="Times New Roman" w:hAnsi="Times New Roman"/>
@@ -2024,11 +2254,75 @@
             </w:hyperlink>
           </w:p>
         </w:tc>
+        <w:tc>
+          <w:tcPr>
+            <w:tcW w:type="dxa" w:w="2268"/>
+            <w:vAlign w:val="center"/>
+            <w:tcMar>
+              <w:top w:w="90" w:type="dxa"/>
+              <w:start w:w="110" w:type="dxa"/>
+              <w:bottom w:w="90" w:type="dxa"/>
+              <w:end w:w="110" w:type="dxa"/>
+            </w:tcMar>
+            <w:tcBorders>
+              <w:top w:val="single" w:sz="6" w:color="D9D9D9"/>
+              <w:left w:val="single" w:sz="6" w:color="D9D9D9"/>
+              <w:bottom w:val="single" w:sz="6" w:color="D9D9D9"/>
+              <w:right w:val="single" w:sz="6" w:color="D9D9D9"/>
+              <w:insideH w:val="single" w:sz="6" w:color="D9D9D9"/>
+              <w:insideV w:val="single" w:sz="6" w:color="D9D9D9"/>
+            </w:tcBorders>
+            <w:shd w:fill="F5F9FC"/>
+          </w:tcPr>
+          <w:p>
+            <w:pPr>
+              <w:spacing w:after="0"/>
+              <w:jc w:val="center"/>
+            </w:pPr>
+            <w:r>
+              <w:drawing>
+                <wp:inline xmlns:a="http://schemas.openxmlformats.org/drawingml/2006/main" xmlns:pic="http://schemas.openxmlformats.org/drawingml/2006/picture">
+                  <wp:extent cx="1080000" cy="1080000"/>
+                  <wp:docPr id="6" name="Picture 6"/>
+                  <wp:cNvGraphicFramePr>
+                    <a:graphicFrameLocks noChangeAspect="1"/>
+                  </wp:cNvGraphicFramePr>
+                  <a:graphic>
+                    <a:graphicData uri="http://schemas.openxmlformats.org/drawingml/2006/picture">
+                      <pic:pic>
+                        <pic:nvPicPr>
+                          <pic:cNvPr id="0" name="qr-04.png"/>
+                          <pic:cNvPicPr/>
+                        </pic:nvPicPr>
+                        <pic:blipFill>
+                          <a:blip r:embed="rId17"/>
+                          <a:stretch>
+                            <a:fillRect/>
+                          </a:stretch>
+                        </pic:blipFill>
+                        <pic:spPr>
+                          <a:xfrm>
+                            <a:off x="0" y="0"/>
+                            <a:ext cx="1080000" cy="1080000"/>
+                          </a:xfrm>
+                          <a:prstGeom prst="rect"/>
+                        </pic:spPr>
+                      </pic:pic>
+                    </a:graphicData>
+                  </a:graphic>
+                </wp:inline>
+              </w:drawing>
+            </w:r>
+          </w:p>
+        </w:tc>
       </w:tr>
       <w:tr>
+        <w:trPr>
+          <w:cantSplit/>
+        </w:trPr>
         <w:tc>
           <w:tcPr>
-            <w:tcW w:type="dxa" w:w="6633"/>
+            <w:tcW w:type="dxa" w:w="4876"/>
             <w:vAlign w:val="center"/>
             <w:tcMar>
               <w:top w:w="90" w:type="dxa"/>
@@ -2062,7 +2356,7 @@
         </w:tc>
         <w:tc>
           <w:tcPr>
-            <w:tcW w:type="dxa" w:w="2381"/>
+            <w:tcW w:type="dxa" w:w="1871"/>
             <w:vAlign w:val="center"/>
             <w:tcMar>
               <w:top w:w="90" w:type="dxa"/>
@@ -2084,7 +2378,7 @@
               <w:spacing w:after="0"/>
               <w:jc w:val="center"/>
             </w:pPr>
-            <w:hyperlink r:id="rId14">
+            <w:hyperlink r:id="rId18">
               <w:r>
                 <w:rPr>
                   <w:rFonts w:ascii="Times New Roman" w:hAnsi="Times New Roman"/>
@@ -2097,11 +2391,74 @@
             </w:hyperlink>
           </w:p>
         </w:tc>
+        <w:tc>
+          <w:tcPr>
+            <w:tcW w:type="dxa" w:w="2268"/>
+            <w:vAlign w:val="center"/>
+            <w:tcMar>
+              <w:top w:w="90" w:type="dxa"/>
+              <w:start w:w="110" w:type="dxa"/>
+              <w:bottom w:w="90" w:type="dxa"/>
+              <w:end w:w="110" w:type="dxa"/>
+            </w:tcMar>
+            <w:tcBorders>
+              <w:top w:val="single" w:sz="6" w:color="D9D9D9"/>
+              <w:left w:val="single" w:sz="6" w:color="D9D9D9"/>
+              <w:bottom w:val="single" w:sz="6" w:color="D9D9D9"/>
+              <w:right w:val="single" w:sz="6" w:color="D9D9D9"/>
+              <w:insideH w:val="single" w:sz="6" w:color="D9D9D9"/>
+              <w:insideV w:val="single" w:sz="6" w:color="D9D9D9"/>
+            </w:tcBorders>
+          </w:tcPr>
+          <w:p>
+            <w:pPr>
+              <w:spacing w:after="0"/>
+              <w:jc w:val="center"/>
+            </w:pPr>
+            <w:r>
+              <w:drawing>
+                <wp:inline xmlns:a="http://schemas.openxmlformats.org/drawingml/2006/main" xmlns:pic="http://schemas.openxmlformats.org/drawingml/2006/picture">
+                  <wp:extent cx="1080000" cy="1080000"/>
+                  <wp:docPr id="7" name="Picture 7"/>
+                  <wp:cNvGraphicFramePr>
+                    <a:graphicFrameLocks noChangeAspect="1"/>
+                  </wp:cNvGraphicFramePr>
+                  <a:graphic>
+                    <a:graphicData uri="http://schemas.openxmlformats.org/drawingml/2006/picture">
+                      <pic:pic>
+                        <pic:nvPicPr>
+                          <pic:cNvPr id="0" name="qr-05.png"/>
+                          <pic:cNvPicPr/>
+                        </pic:nvPicPr>
+                        <pic:blipFill>
+                          <a:blip r:embed="rId19"/>
+                          <a:stretch>
+                            <a:fillRect/>
+                          </a:stretch>
+                        </pic:blipFill>
+                        <pic:spPr>
+                          <a:xfrm>
+                            <a:off x="0" y="0"/>
+                            <a:ext cx="1080000" cy="1080000"/>
+                          </a:xfrm>
+                          <a:prstGeom prst="rect"/>
+                        </pic:spPr>
+                      </pic:pic>
+                    </a:graphicData>
+                  </a:graphic>
+                </wp:inline>
+              </w:drawing>
+            </w:r>
+          </w:p>
+        </w:tc>
       </w:tr>
       <w:tr>
+        <w:trPr>
+          <w:cantSplit/>
+        </w:trPr>
         <w:tc>
           <w:tcPr>
-            <w:tcW w:type="dxa" w:w="6633"/>
+            <w:tcW w:type="dxa" w:w="4876"/>
             <w:vAlign w:val="center"/>
             <w:tcMar>
               <w:top w:w="90" w:type="dxa"/>
@@ -2136,7 +2493,7 @@
         </w:tc>
         <w:tc>
           <w:tcPr>
-            <w:tcW w:type="dxa" w:w="2381"/>
+            <w:tcW w:type="dxa" w:w="1871"/>
             <w:vAlign w:val="center"/>
             <w:tcMar>
               <w:top w:w="90" w:type="dxa"/>
@@ -2159,7 +2516,7 @@
               <w:spacing w:after="0"/>
               <w:jc w:val="center"/>
             </w:pPr>
-            <w:hyperlink r:id="rId15">
+            <w:hyperlink r:id="rId20">
               <w:r>
                 <w:rPr>
                   <w:rFonts w:ascii="Times New Roman" w:hAnsi="Times New Roman"/>
@@ -2172,11 +2529,75 @@
             </w:hyperlink>
           </w:p>
         </w:tc>
+        <w:tc>
+          <w:tcPr>
+            <w:tcW w:type="dxa" w:w="2268"/>
+            <w:vAlign w:val="center"/>
+            <w:tcMar>
+              <w:top w:w="90" w:type="dxa"/>
+              <w:start w:w="110" w:type="dxa"/>
+              <w:bottom w:w="90" w:type="dxa"/>
+              <w:end w:w="110" w:type="dxa"/>
+            </w:tcMar>
+            <w:tcBorders>
+              <w:top w:val="single" w:sz="6" w:color="D9D9D9"/>
+              <w:left w:val="single" w:sz="6" w:color="D9D9D9"/>
+              <w:bottom w:val="single" w:sz="6" w:color="D9D9D9"/>
+              <w:right w:val="single" w:sz="6" w:color="D9D9D9"/>
+              <w:insideH w:val="single" w:sz="6" w:color="D9D9D9"/>
+              <w:insideV w:val="single" w:sz="6" w:color="D9D9D9"/>
+            </w:tcBorders>
+            <w:shd w:fill="F5F9FC"/>
+          </w:tcPr>
+          <w:p>
+            <w:pPr>
+              <w:spacing w:after="0"/>
+              <w:jc w:val="center"/>
+            </w:pPr>
+            <w:r>
+              <w:drawing>
+                <wp:inline xmlns:a="http://schemas.openxmlformats.org/drawingml/2006/main" xmlns:pic="http://schemas.openxmlformats.org/drawingml/2006/picture">
+                  <wp:extent cx="1080000" cy="1080000"/>
+                  <wp:docPr id="8" name="Picture 8"/>
+                  <wp:cNvGraphicFramePr>
+                    <a:graphicFrameLocks noChangeAspect="1"/>
+                  </wp:cNvGraphicFramePr>
+                  <a:graphic>
+                    <a:graphicData uri="http://schemas.openxmlformats.org/drawingml/2006/picture">
+                      <pic:pic>
+                        <pic:nvPicPr>
+                          <pic:cNvPr id="0" name="qr-06.png"/>
+                          <pic:cNvPicPr/>
+                        </pic:nvPicPr>
+                        <pic:blipFill>
+                          <a:blip r:embed="rId21"/>
+                          <a:stretch>
+                            <a:fillRect/>
+                          </a:stretch>
+                        </pic:blipFill>
+                        <pic:spPr>
+                          <a:xfrm>
+                            <a:off x="0" y="0"/>
+                            <a:ext cx="1080000" cy="1080000"/>
+                          </a:xfrm>
+                          <a:prstGeom prst="rect"/>
+                        </pic:spPr>
+                      </pic:pic>
+                    </a:graphicData>
+                  </a:graphic>
+                </wp:inline>
+              </w:drawing>
+            </w:r>
+          </w:p>
+        </w:tc>
       </w:tr>
       <w:tr>
+        <w:trPr>
+          <w:cantSplit/>
+        </w:trPr>
         <w:tc>
           <w:tcPr>
-            <w:tcW w:type="dxa" w:w="6633"/>
+            <w:tcW w:type="dxa" w:w="4876"/>
             <w:vAlign w:val="center"/>
             <w:tcMar>
               <w:top w:w="90" w:type="dxa"/>
@@ -2210,7 +2631,7 @@
         </w:tc>
         <w:tc>
           <w:tcPr>
-            <w:tcW w:type="dxa" w:w="2381"/>
+            <w:tcW w:type="dxa" w:w="1871"/>
             <w:vAlign w:val="center"/>
             <w:tcMar>
               <w:top w:w="90" w:type="dxa"/>
@@ -2232,7 +2653,7 @@
               <w:spacing w:after="0"/>
               <w:jc w:val="center"/>
             </w:pPr>
-            <w:hyperlink r:id="rId16">
+            <w:hyperlink r:id="rId22">
               <w:r>
                 <w:rPr>
                   <w:rFonts w:ascii="Times New Roman" w:hAnsi="Times New Roman"/>
@@ -2245,11 +2666,74 @@
             </w:hyperlink>
           </w:p>
         </w:tc>
+        <w:tc>
+          <w:tcPr>
+            <w:tcW w:type="dxa" w:w="2268"/>
+            <w:vAlign w:val="center"/>
+            <w:tcMar>
+              <w:top w:w="90" w:type="dxa"/>
+              <w:start w:w="110" w:type="dxa"/>
+              <w:bottom w:w="90" w:type="dxa"/>
+              <w:end w:w="110" w:type="dxa"/>
+            </w:tcMar>
+            <w:tcBorders>
+              <w:top w:val="single" w:sz="6" w:color="D9D9D9"/>
+              <w:left w:val="single" w:sz="6" w:color="D9D9D9"/>
+              <w:bottom w:val="single" w:sz="6" w:color="D9D9D9"/>
+              <w:right w:val="single" w:sz="6" w:color="D9D9D9"/>
+              <w:insideH w:val="single" w:sz="6" w:color="D9D9D9"/>
+              <w:insideV w:val="single" w:sz="6" w:color="D9D9D9"/>
+            </w:tcBorders>
+          </w:tcPr>
+          <w:p>
+            <w:pPr>
+              <w:spacing w:after="0"/>
+              <w:jc w:val="center"/>
+            </w:pPr>
+            <w:r>
+              <w:drawing>
+                <wp:inline xmlns:a="http://schemas.openxmlformats.org/drawingml/2006/main" xmlns:pic="http://schemas.openxmlformats.org/drawingml/2006/picture">
+                  <wp:extent cx="1080000" cy="1080000"/>
+                  <wp:docPr id="9" name="Picture 9"/>
+                  <wp:cNvGraphicFramePr>
+                    <a:graphicFrameLocks noChangeAspect="1"/>
+                  </wp:cNvGraphicFramePr>
+                  <a:graphic>
+                    <a:graphicData uri="http://schemas.openxmlformats.org/drawingml/2006/picture">
+                      <pic:pic>
+                        <pic:nvPicPr>
+                          <pic:cNvPr id="0" name="qr-07.png"/>
+                          <pic:cNvPicPr/>
+                        </pic:nvPicPr>
+                        <pic:blipFill>
+                          <a:blip r:embed="rId23"/>
+                          <a:stretch>
+                            <a:fillRect/>
+                          </a:stretch>
+                        </pic:blipFill>
+                        <pic:spPr>
+                          <a:xfrm>
+                            <a:off x="0" y="0"/>
+                            <a:ext cx="1080000" cy="1080000"/>
+                          </a:xfrm>
+                          <a:prstGeom prst="rect"/>
+                        </pic:spPr>
+                      </pic:pic>
+                    </a:graphicData>
+                  </a:graphic>
+                </wp:inline>
+              </w:drawing>
+            </w:r>
+          </w:p>
+        </w:tc>
       </w:tr>
       <w:tr>
+        <w:trPr>
+          <w:cantSplit/>
+        </w:trPr>
         <w:tc>
           <w:tcPr>
-            <w:tcW w:type="dxa" w:w="6633"/>
+            <w:tcW w:type="dxa" w:w="4876"/>
             <w:vAlign w:val="center"/>
             <w:tcMar>
               <w:top w:w="90" w:type="dxa"/>
@@ -2284,7 +2768,7 @@
         </w:tc>
         <w:tc>
           <w:tcPr>
-            <w:tcW w:type="dxa" w:w="2381"/>
+            <w:tcW w:type="dxa" w:w="1871"/>
             <w:vAlign w:val="center"/>
             <w:tcMar>
               <w:top w:w="90" w:type="dxa"/>
@@ -2307,7 +2791,7 @@
               <w:spacing w:after="0"/>
               <w:jc w:val="center"/>
             </w:pPr>
-            <w:hyperlink r:id="rId17">
+            <w:hyperlink r:id="rId24">
               <w:r>
                 <w:rPr>
                   <w:rFonts w:ascii="Times New Roman" w:hAnsi="Times New Roman"/>
@@ -2320,11 +2804,75 @@
             </w:hyperlink>
           </w:p>
         </w:tc>
+        <w:tc>
+          <w:tcPr>
+            <w:tcW w:type="dxa" w:w="2268"/>
+            <w:vAlign w:val="center"/>
+            <w:tcMar>
+              <w:top w:w="90" w:type="dxa"/>
+              <w:start w:w="110" w:type="dxa"/>
+              <w:bottom w:w="90" w:type="dxa"/>
+              <w:end w:w="110" w:type="dxa"/>
+            </w:tcMar>
+            <w:tcBorders>
+              <w:top w:val="single" w:sz="6" w:color="D9D9D9"/>
+              <w:left w:val="single" w:sz="6" w:color="D9D9D9"/>
+              <w:bottom w:val="single" w:sz="6" w:color="D9D9D9"/>
+              <w:right w:val="single" w:sz="6" w:color="D9D9D9"/>
+              <w:insideH w:val="single" w:sz="6" w:color="D9D9D9"/>
+              <w:insideV w:val="single" w:sz="6" w:color="D9D9D9"/>
+            </w:tcBorders>
+            <w:shd w:fill="F5F9FC"/>
+          </w:tcPr>
+          <w:p>
+            <w:pPr>
+              <w:spacing w:after="0"/>
+              <w:jc w:val="center"/>
+            </w:pPr>
+            <w:r>
+              <w:drawing>
+                <wp:inline xmlns:a="http://schemas.openxmlformats.org/drawingml/2006/main" xmlns:pic="http://schemas.openxmlformats.org/drawingml/2006/picture">
+                  <wp:extent cx="1080000" cy="1080000"/>
+                  <wp:docPr id="10" name="Picture 10"/>
+                  <wp:cNvGraphicFramePr>
+                    <a:graphicFrameLocks noChangeAspect="1"/>
+                  </wp:cNvGraphicFramePr>
+                  <a:graphic>
+                    <a:graphicData uri="http://schemas.openxmlformats.org/drawingml/2006/picture">
+                      <pic:pic>
+                        <pic:nvPicPr>
+                          <pic:cNvPr id="0" name="qr-08.png"/>
+                          <pic:cNvPicPr/>
+                        </pic:nvPicPr>
+                        <pic:blipFill>
+                          <a:blip r:embed="rId25"/>
+                          <a:stretch>
+                            <a:fillRect/>
+                          </a:stretch>
+                        </pic:blipFill>
+                        <pic:spPr>
+                          <a:xfrm>
+                            <a:off x="0" y="0"/>
+                            <a:ext cx="1080000" cy="1080000"/>
+                          </a:xfrm>
+                          <a:prstGeom prst="rect"/>
+                        </pic:spPr>
+                      </pic:pic>
+                    </a:graphicData>
+                  </a:graphic>
+                </wp:inline>
+              </w:drawing>
+            </w:r>
+          </w:p>
+        </w:tc>
       </w:tr>
       <w:tr>
+        <w:trPr>
+          <w:cantSplit/>
+        </w:trPr>
         <w:tc>
           <w:tcPr>
-            <w:tcW w:type="dxa" w:w="6633"/>
+            <w:tcW w:type="dxa" w:w="4876"/>
             <w:vAlign w:val="center"/>
             <w:tcMar>
               <w:top w:w="90" w:type="dxa"/>
@@ -2358,7 +2906,7 @@
         </w:tc>
         <w:tc>
           <w:tcPr>
-            <w:tcW w:type="dxa" w:w="2381"/>
+            <w:tcW w:type="dxa" w:w="1871"/>
             <w:vAlign w:val="center"/>
             <w:tcMar>
               <w:top w:w="90" w:type="dxa"/>
@@ -2380,7 +2928,7 @@
               <w:spacing w:after="0"/>
               <w:jc w:val="center"/>
             </w:pPr>
-            <w:hyperlink r:id="rId18">
+            <w:hyperlink r:id="rId26">
               <w:r>
                 <w:rPr>
                   <w:rFonts w:ascii="Times New Roman" w:hAnsi="Times New Roman"/>
@@ -2393,11 +2941,74 @@
             </w:hyperlink>
           </w:p>
         </w:tc>
+        <w:tc>
+          <w:tcPr>
+            <w:tcW w:type="dxa" w:w="2268"/>
+            <w:vAlign w:val="center"/>
+            <w:tcMar>
+              <w:top w:w="90" w:type="dxa"/>
+              <w:start w:w="110" w:type="dxa"/>
+              <w:bottom w:w="90" w:type="dxa"/>
+              <w:end w:w="110" w:type="dxa"/>
+            </w:tcMar>
+            <w:tcBorders>
+              <w:top w:val="single" w:sz="6" w:color="D9D9D9"/>
+              <w:left w:val="single" w:sz="6" w:color="D9D9D9"/>
+              <w:bottom w:val="single" w:sz="6" w:color="D9D9D9"/>
+              <w:right w:val="single" w:sz="6" w:color="D9D9D9"/>
+              <w:insideH w:val="single" w:sz="6" w:color="D9D9D9"/>
+              <w:insideV w:val="single" w:sz="6" w:color="D9D9D9"/>
+            </w:tcBorders>
+          </w:tcPr>
+          <w:p>
+            <w:pPr>
+              <w:spacing w:after="0"/>
+              <w:jc w:val="center"/>
+            </w:pPr>
+            <w:r>
+              <w:drawing>
+                <wp:inline xmlns:a="http://schemas.openxmlformats.org/drawingml/2006/main" xmlns:pic="http://schemas.openxmlformats.org/drawingml/2006/picture">
+                  <wp:extent cx="1080000" cy="1080000"/>
+                  <wp:docPr id="11" name="Picture 11"/>
+                  <wp:cNvGraphicFramePr>
+                    <a:graphicFrameLocks noChangeAspect="1"/>
+                  </wp:cNvGraphicFramePr>
+                  <a:graphic>
+                    <a:graphicData uri="http://schemas.openxmlformats.org/drawingml/2006/picture">
+                      <pic:pic>
+                        <pic:nvPicPr>
+                          <pic:cNvPr id="0" name="qr-09.png"/>
+                          <pic:cNvPicPr/>
+                        </pic:nvPicPr>
+                        <pic:blipFill>
+                          <a:blip r:embed="rId27"/>
+                          <a:stretch>
+                            <a:fillRect/>
+                          </a:stretch>
+                        </pic:blipFill>
+                        <pic:spPr>
+                          <a:xfrm>
+                            <a:off x="0" y="0"/>
+                            <a:ext cx="1080000" cy="1080000"/>
+                          </a:xfrm>
+                          <a:prstGeom prst="rect"/>
+                        </pic:spPr>
+                      </pic:pic>
+                    </a:graphicData>
+                  </a:graphic>
+                </wp:inline>
+              </w:drawing>
+            </w:r>
+          </w:p>
+        </w:tc>
       </w:tr>
       <w:tr>
+        <w:trPr>
+          <w:cantSplit/>
+        </w:trPr>
         <w:tc>
           <w:tcPr>
-            <w:tcW w:type="dxa" w:w="6633"/>
+            <w:tcW w:type="dxa" w:w="4876"/>
             <w:vAlign w:val="center"/>
             <w:tcMar>
               <w:top w:w="90" w:type="dxa"/>
@@ -2432,7 +3043,7 @@
         </w:tc>
         <w:tc>
           <w:tcPr>
-            <w:tcW w:type="dxa" w:w="2381"/>
+            <w:tcW w:type="dxa" w:w="1871"/>
             <w:vAlign w:val="center"/>
             <w:tcMar>
               <w:top w:w="90" w:type="dxa"/>
@@ -2455,7 +3066,7 @@
               <w:spacing w:after="0"/>
               <w:jc w:val="center"/>
             </w:pPr>
-            <w:hyperlink r:id="rId19">
+            <w:hyperlink r:id="rId28">
               <w:r>
                 <w:rPr>
                   <w:rFonts w:ascii="Times New Roman" w:hAnsi="Times New Roman"/>
@@ -2468,63 +3079,69 @@
             </w:hyperlink>
           </w:p>
         </w:tc>
+        <w:tc>
+          <w:tcPr>
+            <w:tcW w:type="dxa" w:w="2268"/>
+            <w:vAlign w:val="center"/>
+            <w:tcMar>
+              <w:top w:w="90" w:type="dxa"/>
+              <w:start w:w="110" w:type="dxa"/>
+              <w:bottom w:w="90" w:type="dxa"/>
+              <w:end w:w="110" w:type="dxa"/>
+            </w:tcMar>
+            <w:tcBorders>
+              <w:top w:val="single" w:sz="6" w:color="D9D9D9"/>
+              <w:left w:val="single" w:sz="6" w:color="D9D9D9"/>
+              <w:bottom w:val="single" w:sz="6" w:color="D9D9D9"/>
+              <w:right w:val="single" w:sz="6" w:color="D9D9D9"/>
+              <w:insideH w:val="single" w:sz="6" w:color="D9D9D9"/>
+              <w:insideV w:val="single" w:sz="6" w:color="D9D9D9"/>
+            </w:tcBorders>
+            <w:shd w:fill="F5F9FC"/>
+          </w:tcPr>
+          <w:p>
+            <w:pPr>
+              <w:spacing w:after="0"/>
+              <w:jc w:val="center"/>
+            </w:pPr>
+            <w:r>
+              <w:drawing>
+                <wp:inline xmlns:a="http://schemas.openxmlformats.org/drawingml/2006/main" xmlns:pic="http://schemas.openxmlformats.org/drawingml/2006/picture">
+                  <wp:extent cx="1080000" cy="1080000"/>
+                  <wp:docPr id="12" name="Picture 12"/>
+                  <wp:cNvGraphicFramePr>
+                    <a:graphicFrameLocks noChangeAspect="1"/>
+                  </wp:cNvGraphicFramePr>
+                  <a:graphic>
+                    <a:graphicData uri="http://schemas.openxmlformats.org/drawingml/2006/picture">
+                      <pic:pic>
+                        <pic:nvPicPr>
+                          <pic:cNvPr id="0" name="qr-10.png"/>
+                          <pic:cNvPicPr/>
+                        </pic:nvPicPr>
+                        <pic:blipFill>
+                          <a:blip r:embed="rId29"/>
+                          <a:stretch>
+                            <a:fillRect/>
+                          </a:stretch>
+                        </pic:blipFill>
+                        <pic:spPr>
+                          <a:xfrm>
+                            <a:off x="0" y="0"/>
+                            <a:ext cx="1080000" cy="1080000"/>
+                          </a:xfrm>
+                          <a:prstGeom prst="rect"/>
+                        </pic:spPr>
+                      </pic:pic>
+                    </a:graphicData>
+                  </a:graphic>
+                </wp:inline>
+              </w:drawing>
+            </w:r>
+          </w:p>
+        </w:tc>
       </w:tr>
     </w:tbl>
-    <w:p>
-      <w:pPr>
-        <w:spacing w:before="160" w:after="40"/>
-        <w:jc w:val="center"/>
-      </w:pPr>
-      <w:r>
-        <w:drawing>
-          <wp:inline xmlns:a="http://schemas.openxmlformats.org/drawingml/2006/main" xmlns:pic="http://schemas.openxmlformats.org/drawingml/2006/picture">
-            <wp:extent cx="1188000" cy="1188000"/>
-            <wp:docPr id="3" name="Picture 3"/>
-            <wp:cNvGraphicFramePr>
-              <a:graphicFrameLocks noChangeAspect="1"/>
-            </wp:cNvGraphicFramePr>
-            <a:graphic>
-              <a:graphicData uri="http://schemas.openxmlformats.org/drawingml/2006/picture">
-                <pic:pic>
-                  <pic:nvPicPr>
-                    <pic:cNvPr id="0" name="portfolio-qr.png"/>
-                    <pic:cNvPicPr/>
-                  </pic:nvPicPr>
-                  <pic:blipFill>
-                    <a:blip r:embed="rId20"/>
-                    <a:stretch>
-                      <a:fillRect/>
-                    </a:stretch>
-                  </pic:blipFill>
-                  <pic:spPr>
-                    <a:xfrm>
-                      <a:off x="0" y="0"/>
-                      <a:ext cx="1188000" cy="1188000"/>
-                    </a:xfrm>
-                    <a:prstGeom prst="rect"/>
-                  </pic:spPr>
-                </pic:pic>
-              </a:graphicData>
-            </a:graphic>
-          </wp:inline>
-        </w:drawing>
-      </w:r>
-    </w:p>
-    <w:p>
-      <w:pPr>
-        <w:spacing w:after="160"/>
-        <w:jc w:val="center"/>
-      </w:pPr>
-      <w:r>
-        <w:rPr>
-          <w:rFonts w:ascii="Times New Roman" w:hAnsi="Times New Roman" w:eastAsia="Times New Roman"/>
-          <w:b w:val="0"/>
-          <w:color w:val="000000"/>
-          <w:sz w:val="20"/>
-        </w:rPr>
-        <w:t>QR-код электронного портфолио</w:t>
-      </w:r>
-    </w:p>
     <w:p>
       <w:pPr>
         <w:pStyle w:val="Heading1"/>

--- a/documents/Борисов_Отчет_по_учебной_практике_2026.docx
+++ b/documents/Борисов_Отчет_по_учебной_практике_2026.docx
@@ -1791,16 +1791,39 @@
           </w:tcPr>
           <w:p>
             <w:pPr>
+              <w:spacing w:after="60"/>
+            </w:pPr>
+            <w:r>
+              <w:rPr>
+                <w:rFonts w:ascii="Times New Roman" w:hAnsi="Times New Roman" w:eastAsia="Times New Roman"/>
+                <w:b/>
+                <w:color w:val="000000"/>
+                <w:sz w:val="22"/>
+              </w:rPr>
+              <w:t>1.1 Анализ предметной области</w:t>
+            </w:r>
+          </w:p>
+          <w:p>
+            <w:pPr>
               <w:spacing w:after="0"/>
             </w:pPr>
             <w:r>
               <w:rPr>
                 <w:rFonts w:ascii="Times New Roman" w:hAnsi="Times New Roman" w:eastAsia="Times New Roman"/>
+                <w:b/>
+                <w:color w:val="000000"/>
+                <w:sz w:val="20"/>
+              </w:rPr>
+              <w:t xml:space="preserve">Форма отчётности: </w:t>
+            </w:r>
+            <w:r>
+              <w:rPr>
+                <w:rFonts w:ascii="Times New Roman" w:hAnsi="Times New Roman" w:eastAsia="Times New Roman"/>
                 <w:b w:val="0"/>
                 <w:color w:val="000000"/>
-                <w:sz w:val="22"/>
+                <w:sz w:val="20"/>
               </w:rPr>
-              <w:t>1.1 Анализ предметной области</w:t>
+              <w:t>Краткое описание предметной области и перечень требований к приложению</w:t>
             </w:r>
           </w:p>
         </w:tc>
@@ -1928,16 +1951,39 @@
           </w:tcPr>
           <w:p>
             <w:pPr>
+              <w:spacing w:after="60"/>
+            </w:pPr>
+            <w:r>
+              <w:rPr>
+                <w:rFonts w:ascii="Times New Roman" w:hAnsi="Times New Roman" w:eastAsia="Times New Roman"/>
+                <w:b/>
+                <w:color w:val="000000"/>
+                <w:sz w:val="22"/>
+              </w:rPr>
+              <w:t>1.2 Обзор программных средств</w:t>
+            </w:r>
+          </w:p>
+          <w:p>
+            <w:pPr>
               <w:spacing w:after="0"/>
             </w:pPr>
             <w:r>
               <w:rPr>
                 <w:rFonts w:ascii="Times New Roman" w:hAnsi="Times New Roman" w:eastAsia="Times New Roman"/>
+                <w:b/>
+                <w:color w:val="000000"/>
+                <w:sz w:val="20"/>
+              </w:rPr>
+              <w:t xml:space="preserve">Форма отчётности: </w:t>
+            </w:r>
+            <w:r>
+              <w:rPr>
+                <w:rFonts w:ascii="Times New Roman" w:hAnsi="Times New Roman" w:eastAsia="Times New Roman"/>
                 <w:b w:val="0"/>
                 <w:color w:val="000000"/>
-                <w:sz w:val="22"/>
+                <w:sz w:val="20"/>
               </w:rPr>
-              <w:t>1.2 Обзор программных средств</w:t>
+              <w:t>Конспект обзора программных средств</w:t>
             </w:r>
           </w:p>
         </w:tc>
@@ -2066,16 +2112,39 @@
           </w:tcPr>
           <w:p>
             <w:pPr>
+              <w:spacing w:after="60"/>
+            </w:pPr>
+            <w:r>
+              <w:rPr>
+                <w:rFonts w:ascii="Times New Roman" w:hAnsi="Times New Roman" w:eastAsia="Times New Roman"/>
+                <w:b/>
+                <w:color w:val="000000"/>
+                <w:sz w:val="22"/>
+              </w:rPr>
+              <w:t>1.3 Настройка среды</w:t>
+            </w:r>
+          </w:p>
+          <w:p>
+            <w:pPr>
               <w:spacing w:after="0"/>
             </w:pPr>
             <w:r>
               <w:rPr>
                 <w:rFonts w:ascii="Times New Roman" w:hAnsi="Times New Roman" w:eastAsia="Times New Roman"/>
+                <w:b/>
+                <w:color w:val="000000"/>
+                <w:sz w:val="20"/>
+              </w:rPr>
+              <w:t xml:space="preserve">Форма отчётности: </w:t>
+            </w:r>
+            <w:r>
+              <w:rPr>
+                <w:rFonts w:ascii="Times New Roman" w:hAnsi="Times New Roman" w:eastAsia="Times New Roman"/>
                 <w:b w:val="0"/>
                 <w:color w:val="000000"/>
-                <w:sz w:val="22"/>
+                <w:sz w:val="20"/>
               </w:rPr>
-              <w:t>1.3 Настройка среды</w:t>
+              <w:t>Описание настройки среды и подтверждение запуска проекта</w:t>
             </w:r>
           </w:p>
         </w:tc>
@@ -2203,16 +2272,39 @@
           </w:tcPr>
           <w:p>
             <w:pPr>
+              <w:spacing w:after="60"/>
+            </w:pPr>
+            <w:r>
+              <w:rPr>
+                <w:rFonts w:ascii="Times New Roman" w:hAnsi="Times New Roman" w:eastAsia="Times New Roman"/>
+                <w:b/>
+                <w:color w:val="000000"/>
+                <w:sz w:val="22"/>
+              </w:rPr>
+              <w:t>2.1 Проектирование приложения</w:t>
+            </w:r>
+          </w:p>
+          <w:p>
+            <w:pPr>
               <w:spacing w:after="0"/>
             </w:pPr>
             <w:r>
               <w:rPr>
                 <w:rFonts w:ascii="Times New Roman" w:hAnsi="Times New Roman" w:eastAsia="Times New Roman"/>
+                <w:b/>
+                <w:color w:val="000000"/>
+                <w:sz w:val="20"/>
+              </w:rPr>
+              <w:t xml:space="preserve">Форма отчётности: </w:t>
+            </w:r>
+            <w:r>
+              <w:rPr>
+                <w:rFonts w:ascii="Times New Roman" w:hAnsi="Times New Roman" w:eastAsia="Times New Roman"/>
                 <w:b w:val="0"/>
                 <w:color w:val="000000"/>
-                <w:sz w:val="22"/>
+                <w:sz w:val="20"/>
               </w:rPr>
-              <w:t>2.1 Проектирование приложения</w:t>
+              <w:t>Описание структуры приложения и исходный код</w:t>
             </w:r>
           </w:p>
         </w:tc>
@@ -2341,16 +2433,39 @@
           </w:tcPr>
           <w:p>
             <w:pPr>
+              <w:spacing w:after="60"/>
+            </w:pPr>
+            <w:r>
+              <w:rPr>
+                <w:rFonts w:ascii="Times New Roman" w:hAnsi="Times New Roman" w:eastAsia="Times New Roman"/>
+                <w:b/>
+                <w:color w:val="000000"/>
+                <w:sz w:val="22"/>
+              </w:rPr>
+              <w:t>2.2 Добавление и просмотр</w:t>
+            </w:r>
+          </w:p>
+          <w:p>
+            <w:pPr>
               <w:spacing w:after="0"/>
             </w:pPr>
             <w:r>
               <w:rPr>
                 <w:rFonts w:ascii="Times New Roman" w:hAnsi="Times New Roman" w:eastAsia="Times New Roman"/>
+                <w:b/>
+                <w:color w:val="000000"/>
+                <w:sz w:val="20"/>
+              </w:rPr>
+              <w:t xml:space="preserve">Форма отчётности: </w:t>
+            </w:r>
+            <w:r>
+              <w:rPr>
+                <w:rFonts w:ascii="Times New Roman" w:hAnsi="Times New Roman" w:eastAsia="Times New Roman"/>
                 <w:b w:val="0"/>
                 <w:color w:val="000000"/>
-                <w:sz w:val="22"/>
+                <w:sz w:val="20"/>
               </w:rPr>
-              <w:t>2.2 Добавление и просмотр</w:t>
+              <w:t>Исходный код и примеры работы программы</w:t>
             </w:r>
           </w:p>
         </w:tc>
@@ -2478,16 +2593,39 @@
           </w:tcPr>
           <w:p>
             <w:pPr>
+              <w:spacing w:after="60"/>
+            </w:pPr>
+            <w:r>
+              <w:rPr>
+                <w:rFonts w:ascii="Times New Roman" w:hAnsi="Times New Roman" w:eastAsia="Times New Roman"/>
+                <w:b/>
+                <w:color w:val="000000"/>
+                <w:sz w:val="22"/>
+              </w:rPr>
+              <w:t>2.3 Удаление и завершение</w:t>
+            </w:r>
+          </w:p>
+          <w:p>
+            <w:pPr>
               <w:spacing w:after="0"/>
             </w:pPr>
             <w:r>
               <w:rPr>
                 <w:rFonts w:ascii="Times New Roman" w:hAnsi="Times New Roman" w:eastAsia="Times New Roman"/>
+                <w:b/>
+                <w:color w:val="000000"/>
+                <w:sz w:val="20"/>
+              </w:rPr>
+              <w:t xml:space="preserve">Форма отчётности: </w:t>
+            </w:r>
+            <w:r>
+              <w:rPr>
+                <w:rFonts w:ascii="Times New Roman" w:hAnsi="Times New Roman" w:eastAsia="Times New Roman"/>
                 <w:b w:val="0"/>
                 <w:color w:val="000000"/>
-                <w:sz w:val="22"/>
+                <w:sz w:val="20"/>
               </w:rPr>
-              <w:t>2.3 Удаление и завершение</w:t>
+              <w:t>Исходный код и описание реализованных функций</w:t>
             </w:r>
           </w:p>
         </w:tc>
@@ -2616,16 +2754,39 @@
           </w:tcPr>
           <w:p>
             <w:pPr>
+              <w:spacing w:after="60"/>
+            </w:pPr>
+            <w:r>
+              <w:rPr>
+                <w:rFonts w:ascii="Times New Roman" w:hAnsi="Times New Roman" w:eastAsia="Times New Roman"/>
+                <w:b/>
+                <w:color w:val="000000"/>
+                <w:sz w:val="22"/>
+              </w:rPr>
+              <w:t>2.4 Модульное тестирование</w:t>
+            </w:r>
+          </w:p>
+          <w:p>
+            <w:pPr>
               <w:spacing w:after="0"/>
             </w:pPr>
             <w:r>
               <w:rPr>
                 <w:rFonts w:ascii="Times New Roman" w:hAnsi="Times New Roman" w:eastAsia="Times New Roman"/>
+                <w:b/>
+                <w:color w:val="000000"/>
+                <w:sz w:val="20"/>
+              </w:rPr>
+              <w:t xml:space="preserve">Форма отчётности: </w:t>
+            </w:r>
+            <w:r>
+              <w:rPr>
+                <w:rFonts w:ascii="Times New Roman" w:hAnsi="Times New Roman" w:eastAsia="Times New Roman"/>
                 <w:b w:val="0"/>
                 <w:color w:val="000000"/>
-                <w:sz w:val="22"/>
+                <w:sz w:val="20"/>
               </w:rPr>
-              <w:t>2.4 Модульное тестирование</w:t>
+              <w:t>Файл автоматических тестов и описание проверяемых сценариев</w:t>
             </w:r>
           </w:p>
         </w:tc>
@@ -2753,16 +2914,39 @@
           </w:tcPr>
           <w:p>
             <w:pPr>
+              <w:spacing w:after="60"/>
+            </w:pPr>
+            <w:r>
+              <w:rPr>
+                <w:rFonts w:ascii="Times New Roman" w:hAnsi="Times New Roman" w:eastAsia="Times New Roman"/>
+                <w:b/>
+                <w:color w:val="000000"/>
+                <w:sz w:val="22"/>
+              </w:rPr>
+              <w:t>2.5 Работа с Git</w:t>
+            </w:r>
+          </w:p>
+          <w:p>
+            <w:pPr>
               <w:spacing w:after="0"/>
             </w:pPr>
             <w:r>
               <w:rPr>
                 <w:rFonts w:ascii="Times New Roman" w:hAnsi="Times New Roman" w:eastAsia="Times New Roman"/>
+                <w:b/>
+                <w:color w:val="000000"/>
+                <w:sz w:val="20"/>
+              </w:rPr>
+              <w:t xml:space="preserve">Форма отчётности: </w:t>
+            </w:r>
+            <w:r>
+              <w:rPr>
+                <w:rFonts w:ascii="Times New Roman" w:hAnsi="Times New Roman" w:eastAsia="Times New Roman"/>
                 <w:b w:val="0"/>
                 <w:color w:val="000000"/>
-                <w:sz w:val="22"/>
+                <w:sz w:val="20"/>
               </w:rPr>
-              <w:t>2.5 Работа с Git</w:t>
+              <w:t>История коммитов и краткое описание порядка работы с Git</w:t>
             </w:r>
           </w:p>
         </w:tc>
@@ -2891,16 +3075,39 @@
           </w:tcPr>
           <w:p>
             <w:pPr>
+              <w:spacing w:after="60"/>
+            </w:pPr>
+            <w:r>
+              <w:rPr>
+                <w:rFonts w:ascii="Times New Roman" w:hAnsi="Times New Roman" w:eastAsia="Times New Roman"/>
+                <w:b/>
+                <w:color w:val="000000"/>
+                <w:sz w:val="22"/>
+              </w:rPr>
+              <w:t>2.6 Руководство пользователя</w:t>
+            </w:r>
+          </w:p>
+          <w:p>
+            <w:pPr>
               <w:spacing w:after="0"/>
             </w:pPr>
             <w:r>
               <w:rPr>
                 <w:rFonts w:ascii="Times New Roman" w:hAnsi="Times New Roman" w:eastAsia="Times New Roman"/>
+                <w:b/>
+                <w:color w:val="000000"/>
+                <w:sz w:val="20"/>
+              </w:rPr>
+              <w:t xml:space="preserve">Форма отчётности: </w:t>
+            </w:r>
+            <w:r>
+              <w:rPr>
+                <w:rFonts w:ascii="Times New Roman" w:hAnsi="Times New Roman" w:eastAsia="Times New Roman"/>
                 <w:b w:val="0"/>
                 <w:color w:val="000000"/>
-                <w:sz w:val="22"/>
+                <w:sz w:val="20"/>
               </w:rPr>
-              <w:t>2.6 Руководство пользователя</w:t>
+              <w:t>Руководство пользователя</w:t>
             </w:r>
           </w:p>
         </w:tc>
@@ -3028,16 +3235,39 @@
           </w:tcPr>
           <w:p>
             <w:pPr>
+              <w:spacing w:after="60"/>
+            </w:pPr>
+            <w:r>
+              <w:rPr>
+                <w:rFonts w:ascii="Times New Roman" w:hAnsi="Times New Roman" w:eastAsia="Times New Roman"/>
+                <w:b/>
+                <w:color w:val="000000"/>
+                <w:sz w:val="22"/>
+              </w:rPr>
+              <w:t>2.7 Варианты развития</w:t>
+            </w:r>
+          </w:p>
+          <w:p>
+            <w:pPr>
               <w:spacing w:after="0"/>
             </w:pPr>
             <w:r>
               <w:rPr>
                 <w:rFonts w:ascii="Times New Roman" w:hAnsi="Times New Roman" w:eastAsia="Times New Roman"/>
+                <w:b/>
+                <w:color w:val="000000"/>
+                <w:sz w:val="20"/>
+              </w:rPr>
+              <w:t xml:space="preserve">Форма отчётности: </w:t>
+            </w:r>
+            <w:r>
+              <w:rPr>
+                <w:rFonts w:ascii="Times New Roman" w:hAnsi="Times New Roman" w:eastAsia="Times New Roman"/>
                 <w:b w:val="0"/>
                 <w:color w:val="000000"/>
-                <w:sz w:val="22"/>
+                <w:sz w:val="20"/>
               </w:rPr>
-              <w:t>2.7 Варианты развития</w:t>
+              <w:t>Аналитическая записка с вариантами дальнейшего развития</w:t>
             </w:r>
           </w:p>
         </w:tc>

--- a/documents/Борисов_Отчет_по_учебной_практике_2026.docx
+++ b/documents/Борисов_Отчет_по_учебной_практике_2026.docx
@@ -1614,7 +1614,7 @@
           <w:color w:val="000000"/>
           <w:sz w:val="24"/>
         </w:rPr>
-        <w:t>Материалы практики опубликованы в открытом GitHub-репозитории. Для каждого пункта индивидуального задания подготовлен отдельный файл, поэтому преподаватель может перейти непосредственно к соответствующему результату.</w:t>
+        <w:t>Материалы практики опубликованы в открытом GitHub-репозитории. Для каждого пункта индивидуального задания подготовлены версии DOCX и PDF, а ссылки и QR-коды ведут непосредственно на соответствующие PDF-файлы.</w:t>
       </w:r>
     </w:p>
     <w:p>
